--- a/form/ad2026first-koubo-seiyakusyo.docx
+++ b/form/ad2026first-koubo-seiyakusyo.docx
@@ -23,13 +23,12 @@
       </w:r>
       <w:r>
         <w:rPr>
-          <w:rFonts w:ascii="ＭＳ ゴシック" w:eastAsia="ＭＳ ゴシック" w:hAnsi="ＭＳ ゴシック" w:hint="eastAsia"/>
-          <w:color w:val="FF0000"/>
+          <w:rFonts w:ascii="ＭＳ ゴシック" w:eastAsia="ＭＳ ゴシック" w:hAnsi="ＭＳ ゴシック"/>
           <w:sz w:val="24"/>
           <w:szCs w:val="24"/>
           <w:lang w:eastAsia="zh-CN"/>
         </w:rPr>
-        <w:t>**</w:t>
+        <w:t>26</w:t>
       </w:r>
       <w:r>
         <w:rPr>
@@ -42,13 +41,12 @@
       </w:r>
       <w:r>
         <w:rPr>
-          <w:rFonts w:ascii="ＭＳ ゴシック" w:eastAsia="ＭＳ ゴシック" w:hAnsi="ＭＳ ゴシック" w:hint="eastAsia"/>
-          <w:color w:val="FF0000"/>
+          <w:rFonts w:ascii="ＭＳ ゴシック" w:eastAsia="ＭＳ ゴシック" w:hAnsi="ＭＳ ゴシック"/>
           <w:sz w:val="24"/>
           <w:szCs w:val="24"/>
           <w:lang w:eastAsia="zh-CN"/>
         </w:rPr>
-        <w:t>**</w:t>
+        <w:t>03</w:t>
       </w:r>
       <w:r>
         <w:rPr>
@@ -61,13 +59,12 @@
       </w:r>
       <w:r>
         <w:rPr>
-          <w:rFonts w:ascii="ＭＳ ゴシック" w:eastAsia="ＭＳ ゴシック" w:hAnsi="ＭＳ ゴシック" w:hint="eastAsia"/>
-          <w:color w:val="FF0000"/>
+          <w:rFonts w:ascii="ＭＳ ゴシック" w:eastAsia="ＭＳ ゴシック" w:hAnsi="ＭＳ ゴシック"/>
           <w:sz w:val="24"/>
           <w:szCs w:val="24"/>
           <w:lang w:eastAsia="zh-CN"/>
         </w:rPr>
-        <w:t>**</w:t>
+        <w:t>23</w:t>
       </w:r>
       <w:r>
         <w:rPr>
@@ -167,8 +164,7 @@
       <w:pPr>
         <w:ind w:leftChars="2092" w:left="4393"/>
         <w:rPr>
-          <w:rFonts w:ascii="ＭＳ ゴシック" w:eastAsia="ＭＳ ゴシック" w:hAnsi="ＭＳ ゴシック"/>
-          <w:color w:val="FF0000"/>
+          <w:rFonts w:ascii="ＭＳ ゴシック" w:eastAsia="ＭＳ ゴシック" w:hAnsi="ＭＳ ゴシック" w:hint="eastAsia"/>
           <w:sz w:val="24"/>
           <w:szCs w:val="24"/>
         </w:rPr>
@@ -184,48 +180,172 @@
       <w:r>
         <w:rPr>
           <w:rFonts w:ascii="ＭＳ ゴシック" w:eastAsia="ＭＳ ゴシック" w:hAnsi="ＭＳ ゴシック" w:hint="eastAsia"/>
-          <w:color w:val="FF0000"/>
-          <w:sz w:val="24"/>
-          <w:szCs w:val="24"/>
-        </w:rPr>
-        <w:t>（住民票の住所を記載</w:t>
-      </w:r>
-      <w:r>
-        <w:rPr>
-          <w:rFonts w:ascii="ＭＳ ゴシック" w:eastAsia="ＭＳ ゴシック" w:hAnsi="ＭＳ ゴシック" w:hint="eastAsia"/>
-          <w:color w:val="FF0000"/>
-          <w:sz w:val="24"/>
-          <w:szCs w:val="24"/>
-        </w:rPr>
-        <w:t>すること</w:t>
-      </w:r>
-      <w:r>
-        <w:rPr>
-          <w:rFonts w:ascii="ＭＳ ゴシック" w:eastAsia="ＭＳ ゴシック" w:hAnsi="ＭＳ ゴシック" w:hint="eastAsia"/>
-          <w:color w:val="FF0000"/>
-          <w:sz w:val="24"/>
-          <w:szCs w:val="24"/>
-        </w:rPr>
-        <w:t>）</w:t>
+          <w:sz w:val="24"/>
+          <w:szCs w:val="24"/>
+        </w:rPr>
+        <w:t>茨城県つくば</w:t>
+      </w:r>
+      <w:proofErr w:type="gramStart"/>
+      <w:r>
+        <w:rPr>
+          <w:rFonts w:ascii="ＭＳ ゴシック" w:eastAsia="ＭＳ ゴシック" w:hAnsi="ＭＳ ゴシック" w:hint="eastAsia"/>
+          <w:sz w:val="24"/>
+          <w:szCs w:val="24"/>
+        </w:rPr>
+        <w:t>みらい</w:t>
+      </w:r>
+      <w:proofErr w:type="gramEnd"/>
+      <w:r>
+        <w:rPr>
+          <w:rFonts w:ascii="ＭＳ ゴシック" w:eastAsia="ＭＳ ゴシック" w:hAnsi="ＭＳ ゴシック" w:hint="eastAsia"/>
+          <w:sz w:val="24"/>
+          <w:szCs w:val="24"/>
+        </w:rPr>
+        <w:t>市紫峰ヶ丘　２−１９−８　　２−２０２</w:t>
       </w:r>
     </w:p>
     <w:p>
       <w:pPr>
         <w:ind w:leftChars="2092" w:left="4393"/>
         <w:rPr>
-          <w:rFonts w:ascii="ＭＳ ゴシック" w:eastAsia="DengXian" w:hAnsi="ＭＳ ゴシック"/>
+          <w:rFonts w:ascii="ＭＳ ゴシック" w:eastAsia="DengXian" w:hAnsi="ＭＳ ゴシック" w:hint="eastAsia"/>
+          <w:sz w:val="24"/>
+          <w:szCs w:val="24"/>
+        </w:rPr>
+      </w:pPr>
+      <w:r>
+        <w:rPr>
+          <w:rFonts w:ascii="ＭＳ ゴシック" w:eastAsia="ＭＳ ゴシック" w:hAnsi="ＭＳ ゴシック" w:hint="eastAsia"/>
           <w:sz w:val="24"/>
           <w:szCs w:val="24"/>
           <w:lang w:eastAsia="zh-CN"/>
         </w:rPr>
-      </w:pPr>
-      <w:r>
-        <w:rPr>
-          <w:rFonts w:ascii="ＭＳ ゴシック" w:eastAsia="ＭＳ ゴシック" w:hAnsi="ＭＳ ゴシック" w:hint="eastAsia"/>
+        <w:t>氏</w:t>
+      </w:r>
+      <w:r>
+        <w:rPr>
+          <w:rFonts w:ascii="ＭＳ ゴシック" w:eastAsia="ＭＳ ゴシック" w:hAnsi="ＭＳ ゴシック"/>
           <w:sz w:val="24"/>
           <w:szCs w:val="24"/>
           <w:lang w:eastAsia="zh-CN"/>
         </w:rPr>
+        <w:t xml:space="preserve">  </w:t>
+      </w:r>
+      <w:r>
+        <w:rPr>
+          <w:rFonts w:ascii="ＭＳ ゴシック" w:eastAsia="ＭＳ ゴシック" w:hAnsi="ＭＳ ゴシック" w:hint="eastAsia"/>
+          <w:sz w:val="24"/>
+          <w:szCs w:val="24"/>
+          <w:lang w:eastAsia="zh-CN"/>
+        </w:rPr>
+        <w:t xml:space="preserve">名　</w:t>
+      </w:r>
+      <w:r>
+        <w:rPr>
+          <w:rFonts w:ascii="ＭＳ ゴシック" w:eastAsia="ＭＳ ゴシック" w:hAnsi="ＭＳ ゴシック" w:hint="eastAsia"/>
+          <w:sz w:val="24"/>
+          <w:szCs w:val="24"/>
+        </w:rPr>
+        <w:t>鳥居万椰</w:t>
+      </w:r>
+    </w:p>
+    <w:p>
+      <w:pPr>
+        <w:pStyle w:val="a3"/>
+        <w:rPr>
+          <w:rFonts w:ascii="ＭＳ ゴシック" w:eastAsia="ＭＳ ゴシック" w:hAnsi="ＭＳ ゴシック"/>
+          <w:spacing w:val="0"/>
+          <w:sz w:val="24"/>
+          <w:szCs w:val="24"/>
+          <w:lang w:eastAsia="zh-CN"/>
+        </w:rPr>
+      </w:pPr>
+    </w:p>
+    <w:p>
+      <w:pPr>
+        <w:ind w:leftChars="2092" w:left="4393"/>
+        <w:rPr>
+          <w:rFonts w:ascii="ＭＳ ゴシック" w:eastAsia="ＭＳ ゴシック" w:hAnsi="ＭＳ ゴシック"/>
+          <w:sz w:val="24"/>
+          <w:szCs w:val="24"/>
+        </w:rPr>
+      </w:pPr>
+      <w:r>
+        <w:rPr>
+          <w:rFonts w:ascii="ＭＳ ゴシック" w:eastAsia="ＭＳ ゴシック" w:hAnsi="ＭＳ ゴシック" w:hint="eastAsia"/>
+          <w:sz w:val="24"/>
+          <w:szCs w:val="24"/>
+        </w:rPr>
+        <w:t>【提案者２】</w:t>
+      </w:r>
+    </w:p>
+    <w:p>
+      <w:pPr>
+        <w:ind w:leftChars="2092" w:left="4633" w:hangingChars="100" w:hanging="240"/>
+        <w:rPr>
+          <w:rFonts w:ascii="ＭＳ ゴシック" w:eastAsia="ＭＳ ゴシック" w:hAnsi="ＭＳ ゴシック"/>
+          <w:sz w:val="24"/>
+          <w:szCs w:val="24"/>
+        </w:rPr>
+      </w:pPr>
+      <w:r>
+        <w:rPr>
+          <w:rFonts w:ascii="ＭＳ ゴシック" w:eastAsia="ＭＳ ゴシック" w:hAnsi="ＭＳ ゴシック" w:hint="eastAsia"/>
+          <w:sz w:val="24"/>
+          <w:szCs w:val="24"/>
+        </w:rPr>
+        <w:t>※提案者が3名以上の場合は、この欄を追加して、提案者全員分を記載すること。</w:t>
+      </w:r>
+    </w:p>
+    <w:p>
+      <w:pPr>
+        <w:ind w:leftChars="2092" w:left="4393"/>
+        <w:rPr>
+          <w:rFonts w:ascii="ＭＳ ゴシック" w:eastAsia="ＭＳ ゴシック" w:hAnsi="ＭＳ ゴシック"/>
+          <w:sz w:val="24"/>
+          <w:szCs w:val="24"/>
+        </w:rPr>
+      </w:pPr>
+      <w:r>
+        <w:rPr>
+          <w:rFonts w:ascii="ＭＳ ゴシック" w:eastAsia="ＭＳ ゴシック" w:hAnsi="ＭＳ ゴシック" w:hint="eastAsia"/>
+          <w:sz w:val="24"/>
+          <w:szCs w:val="24"/>
+        </w:rPr>
+        <w:t xml:space="preserve">住　所　</w:t>
+      </w:r>
+      <w:r>
+        <w:rPr>
+          <w:rFonts w:ascii="ＭＳ ゴシック" w:eastAsia="ＭＳ ゴシック" w:hAnsi="ＭＳ ゴシック" w:hint="eastAsia"/>
+          <w:sz w:val="24"/>
+          <w:szCs w:val="24"/>
+        </w:rPr>
+        <w:t>東京都日野市三沢</w:t>
+      </w:r>
+      <w:r>
+        <w:rPr>
+          <w:rFonts w:ascii="ＭＳ ゴシック" w:eastAsia="ＭＳ ゴシック" w:hAnsi="ＭＳ ゴシック"/>
+          <w:sz w:val="24"/>
+          <w:szCs w:val="24"/>
+        </w:rPr>
+        <w:t>2-54-40</w:t>
+      </w:r>
+    </w:p>
+    <w:p>
+      <w:pPr>
+        <w:ind w:leftChars="2092" w:left="4393"/>
+        <w:rPr>
+          <w:rFonts w:ascii="ＭＳ ゴシック" w:eastAsia="ＭＳ ゴシック" w:hAnsi="ＭＳ ゴシック"/>
+          <w:sz w:val="24"/>
+          <w:szCs w:val="24"/>
+        </w:rPr>
+      </w:pPr>
+      <w:r>
+        <w:rPr>
+          <w:rFonts w:ascii="ＭＳ ゴシック" w:eastAsia="ＭＳ ゴシック" w:hAnsi="ＭＳ ゴシック" w:hint="eastAsia"/>
+          <w:sz w:val="24"/>
+          <w:szCs w:val="24"/>
+        </w:rPr>
         <w:t>氏</w:t>
       </w:r>
       <w:r>
@@ -233,7 +353,6 @@
           <w:rFonts w:ascii="ＭＳ ゴシック" w:eastAsia="ＭＳ ゴシック" w:hAnsi="ＭＳ ゴシック"/>
           <w:sz w:val="24"/>
           <w:szCs w:val="24"/>
-          <w:lang w:eastAsia="zh-CN"/>
         </w:rPr>
         <w:t xml:space="preserve">  </w:t>
       </w:r>
@@ -242,158 +361,16 @@
           <w:rFonts w:ascii="ＭＳ ゴシック" w:eastAsia="ＭＳ ゴシック" w:hAnsi="ＭＳ ゴシック" w:hint="eastAsia"/>
           <w:sz w:val="24"/>
           <w:szCs w:val="24"/>
-          <w:lang w:eastAsia="zh-CN"/>
         </w:rPr>
         <w:t xml:space="preserve">名　</w:t>
       </w:r>
       <w:r>
         <w:rPr>
           <w:rFonts w:ascii="ＭＳ ゴシック" w:eastAsia="ＭＳ ゴシック" w:hAnsi="ＭＳ ゴシック" w:hint="eastAsia"/>
-          <w:color w:val="FF0000"/>
-          <w:sz w:val="24"/>
-          <w:szCs w:val="24"/>
-          <w:lang w:eastAsia="zh-CN"/>
-        </w:rPr>
-        <w:t>（氏名）</w:t>
-      </w:r>
-    </w:p>
-    <w:p>
-      <w:pPr>
-        <w:pStyle w:val="a3"/>
-        <w:rPr>
-          <w:rFonts w:ascii="ＭＳ ゴシック" w:eastAsia="ＭＳ ゴシック" w:hAnsi="ＭＳ ゴシック"/>
-          <w:spacing w:val="0"/>
-          <w:sz w:val="24"/>
-          <w:szCs w:val="24"/>
-          <w:lang w:eastAsia="zh-CN"/>
-        </w:rPr>
-      </w:pPr>
-    </w:p>
-    <w:p>
-      <w:pPr>
-        <w:ind w:leftChars="2092" w:left="4393"/>
-        <w:rPr>
-          <w:rFonts w:ascii="ＭＳ ゴシック" w:eastAsia="ＭＳ ゴシック" w:hAnsi="ＭＳ ゴシック"/>
-          <w:sz w:val="24"/>
-          <w:szCs w:val="24"/>
-        </w:rPr>
-      </w:pPr>
-      <w:r>
-        <w:rPr>
-          <w:rFonts w:ascii="ＭＳ ゴシック" w:eastAsia="ＭＳ ゴシック" w:hAnsi="ＭＳ ゴシック" w:hint="eastAsia"/>
-          <w:sz w:val="24"/>
-          <w:szCs w:val="24"/>
-        </w:rPr>
-        <w:t>【提案者２】</w:t>
-      </w:r>
-    </w:p>
-    <w:p>
-      <w:pPr>
-        <w:ind w:leftChars="2092" w:left="4633" w:hangingChars="100" w:hanging="240"/>
-        <w:rPr>
-          <w:rFonts w:ascii="ＭＳ ゴシック" w:eastAsia="ＭＳ ゴシック" w:hAnsi="ＭＳ ゴシック"/>
-          <w:color w:val="7F7F7F" w:themeColor="text1" w:themeTint="80"/>
-          <w:sz w:val="24"/>
-          <w:szCs w:val="24"/>
-        </w:rPr>
-      </w:pPr>
-      <w:r>
-        <w:rPr>
-          <w:rFonts w:ascii="ＭＳ ゴシック" w:eastAsia="ＭＳ ゴシック" w:hAnsi="ＭＳ ゴシック" w:hint="eastAsia"/>
-          <w:color w:val="7F7F7F" w:themeColor="text1" w:themeTint="80"/>
-          <w:sz w:val="24"/>
-          <w:szCs w:val="24"/>
-        </w:rPr>
-        <w:t>※提案者が3名以上の場合は、この欄を追加して、提案者全員分を記載すること。</w:t>
-      </w:r>
-    </w:p>
-    <w:p>
-      <w:pPr>
-        <w:ind w:leftChars="2092" w:left="4393"/>
-        <w:rPr>
-          <w:rFonts w:ascii="ＭＳ ゴシック" w:eastAsia="ＭＳ ゴシック" w:hAnsi="ＭＳ ゴシック"/>
-          <w:color w:val="FF0000"/>
-          <w:sz w:val="24"/>
-          <w:szCs w:val="24"/>
-        </w:rPr>
-      </w:pPr>
-      <w:r>
-        <w:rPr>
-          <w:rFonts w:ascii="ＭＳ ゴシック" w:eastAsia="ＭＳ ゴシック" w:hAnsi="ＭＳ ゴシック" w:hint="eastAsia"/>
-          <w:sz w:val="24"/>
-          <w:szCs w:val="24"/>
-        </w:rPr>
-        <w:t xml:space="preserve">住　所　</w:t>
-      </w:r>
-      <w:r>
-        <w:rPr>
-          <w:rFonts w:ascii="ＭＳ ゴシック" w:eastAsia="ＭＳ ゴシック" w:hAnsi="ＭＳ ゴシック" w:hint="eastAsia"/>
-          <w:color w:val="FF0000"/>
-          <w:sz w:val="24"/>
-          <w:szCs w:val="24"/>
-        </w:rPr>
-        <w:t>（住民票の住所を記載</w:t>
-      </w:r>
-      <w:r>
-        <w:rPr>
-          <w:rFonts w:ascii="ＭＳ ゴシック" w:eastAsia="ＭＳ ゴシック" w:hAnsi="ＭＳ ゴシック" w:hint="eastAsia"/>
-          <w:color w:val="FF0000"/>
-          <w:sz w:val="24"/>
-          <w:szCs w:val="24"/>
-        </w:rPr>
-        <w:t>すること</w:t>
-      </w:r>
-      <w:r>
-        <w:rPr>
-          <w:rFonts w:ascii="ＭＳ ゴシック" w:eastAsia="ＭＳ ゴシック" w:hAnsi="ＭＳ ゴシック" w:hint="eastAsia"/>
-          <w:color w:val="FF0000"/>
-          <w:sz w:val="24"/>
-          <w:szCs w:val="24"/>
-        </w:rPr>
-        <w:t>）</w:t>
-      </w:r>
-    </w:p>
-    <w:p>
-      <w:pPr>
-        <w:ind w:leftChars="2092" w:left="4393"/>
-        <w:rPr>
-          <w:rFonts w:ascii="ＭＳ ゴシック" w:eastAsia="ＭＳ ゴシック" w:hAnsi="ＭＳ ゴシック"/>
-          <w:sz w:val="24"/>
-          <w:szCs w:val="24"/>
-        </w:rPr>
-      </w:pPr>
-      <w:r>
-        <w:rPr>
-          <w:rFonts w:ascii="ＭＳ ゴシック" w:eastAsia="ＭＳ ゴシック" w:hAnsi="ＭＳ ゴシック" w:hint="eastAsia"/>
-          <w:sz w:val="24"/>
-          <w:szCs w:val="24"/>
-        </w:rPr>
-        <w:t>氏</w:t>
-      </w:r>
-      <w:r>
-        <w:rPr>
-          <w:rFonts w:ascii="ＭＳ ゴシック" w:eastAsia="ＭＳ ゴシック" w:hAnsi="ＭＳ ゴシック"/>
-          <w:sz w:val="24"/>
-          <w:szCs w:val="24"/>
-        </w:rPr>
-        <w:t xml:space="preserve">  </w:t>
-      </w:r>
-      <w:r>
-        <w:rPr>
-          <w:rFonts w:ascii="ＭＳ ゴシック" w:eastAsia="ＭＳ ゴシック" w:hAnsi="ＭＳ ゴシック" w:hint="eastAsia"/>
-          <w:sz w:val="24"/>
-          <w:szCs w:val="24"/>
-        </w:rPr>
-        <w:t xml:space="preserve">名　</w:t>
-      </w:r>
-      <w:r>
-        <w:rPr>
-          <w:rFonts w:ascii="ＭＳ ゴシック" w:eastAsia="ＭＳ ゴシック" w:hAnsi="ＭＳ ゴシック" w:hint="eastAsia"/>
-          <w:color w:val="FF0000"/>
-          <w:sz w:val="24"/>
-          <w:szCs w:val="24"/>
-        </w:rPr>
-        <w:t>（氏名）</w:t>
+          <w:sz w:val="24"/>
+          <w:szCs w:val="24"/>
+        </w:rPr>
+        <w:t>村上貴人</w:t>
       </w:r>
     </w:p>
     <w:p>
@@ -1349,7 +1326,7 @@
       <w:jc w:val="both"/>
     </w:pPr>
     <w:rPr>
-      <w:rFonts w:ascii="Century" w:eastAsia="ＭＳ 明朝" w:hAnsi="Century" w:cs="Times New Roman"/>
+      <w:rFonts w:ascii="Century" w:eastAsia="MS Mincho" w:hAnsi="Century" w:cs="Times New Roman"/>
       <w:szCs w:val="20"/>
     </w:rPr>
   </w:style>
@@ -1410,7 +1387,7 @@
       <w:jc w:val="both"/>
     </w:pPr>
     <w:rPr>
-      <w:rFonts w:ascii="ＭＳ 明朝" w:eastAsia="ＭＳ 明朝" w:hAnsi="Century" w:cs="Times New Roman"/>
+      <w:rFonts w:ascii="MS Mincho" w:eastAsia="MS Mincho" w:hAnsi="Century" w:cs="Times New Roman"/>
       <w:spacing w:val="4"/>
       <w:kern w:val="0"/>
       <w:sz w:val="22"/>
@@ -1435,7 +1412,7 @@
     <w:semiHidden/>
     <w:rsid w:val="00EB49F8"/>
     <w:rPr>
-      <w:rFonts w:ascii="Century" w:eastAsia="ＭＳ 明朝" w:hAnsi="Century" w:cs="Times New Roman"/>
+      <w:rFonts w:ascii="Century" w:eastAsia="MS Mincho" w:hAnsi="Century" w:cs="Times New Roman"/>
       <w:szCs w:val="20"/>
     </w:rPr>
   </w:style>
@@ -1461,7 +1438,7 @@
     <w:uiPriority w:val="99"/>
     <w:rsid w:val="00F029B5"/>
     <w:rPr>
-      <w:rFonts w:ascii="Century" w:eastAsia="ＭＳ 明朝" w:hAnsi="Century" w:cs="Times New Roman"/>
+      <w:rFonts w:ascii="Century" w:eastAsia="MS Mincho" w:hAnsi="Century" w:cs="Times New Roman"/>
       <w:szCs w:val="20"/>
     </w:rPr>
   </w:style>
@@ -1487,7 +1464,7 @@
     <w:uiPriority w:val="99"/>
     <w:rsid w:val="00F029B5"/>
     <w:rPr>
-      <w:rFonts w:ascii="Century" w:eastAsia="ＭＳ 明朝" w:hAnsi="Century" w:cs="Times New Roman"/>
+      <w:rFonts w:ascii="Century" w:eastAsia="MS Mincho" w:hAnsi="Century" w:cs="Times New Roman"/>
       <w:szCs w:val="20"/>
     </w:rPr>
   </w:style>
@@ -1521,7 +1498,7 @@
     <w:uiPriority w:val="99"/>
     <w:rsid w:val="00F029B5"/>
     <w:rPr>
-      <w:rFonts w:ascii="Century" w:eastAsia="ＭＳ 明朝" w:hAnsi="Century" w:cs="Times New Roman"/>
+      <w:rFonts w:ascii="Century" w:eastAsia="MS Mincho" w:hAnsi="Century" w:cs="Times New Roman"/>
       <w:szCs w:val="20"/>
     </w:rPr>
   </w:style>
@@ -1547,7 +1524,7 @@
     <w:semiHidden/>
     <w:rsid w:val="00F029B5"/>
     <w:rPr>
-      <w:rFonts w:ascii="Century" w:eastAsia="ＭＳ 明朝" w:hAnsi="Century" w:cs="Times New Roman"/>
+      <w:rFonts w:ascii="Century" w:eastAsia="MS Mincho" w:hAnsi="Century" w:cs="Times New Roman"/>
       <w:b/>
       <w:bCs/>
       <w:szCs w:val="20"/>
